--- a/submision/Jai Jalaram Packaging SRS.docx
+++ b/submision/Jai Jalaram Packaging SRS.docx
@@ -33,7 +33,6 @@
           <w:szCs w:val="24"/>
         </w:rPr>
       </w:pPr>
-      <w:proofErr w:type="gramStart"/>
       <w:r>
         <w:rPr>
           <w:rFonts w:ascii="Times New Roman" w:hAnsi="Times New Roman" w:cs="Times New Roman"/>
@@ -48,16 +47,7 @@
           <w:sz w:val="24"/>
           <w:szCs w:val="24"/>
         </w:rPr>
-        <w:t xml:space="preserve"> :</w:t>
-      </w:r>
-      <w:proofErr w:type="gramEnd"/>
-      <w:r>
-        <w:rPr>
-          <w:rFonts w:ascii="Times New Roman" w:hAnsi="Times New Roman" w:cs="Times New Roman"/>
-          <w:sz w:val="24"/>
-          <w:szCs w:val="24"/>
-        </w:rPr>
-        <w:t xml:space="preserve"> </w:t>
+        <w:t xml:space="preserve"> : </w:t>
       </w:r>
     </w:p>
     <w:p>
@@ -790,7 +780,6 @@
           <w:szCs w:val="24"/>
         </w:rPr>
       </w:pPr>
-      <w:proofErr w:type="gramStart"/>
       <w:r>
         <w:rPr>
           <w:rFonts w:ascii="Times New Roman" w:hAnsi="Times New Roman" w:cs="Times New Roman"/>
@@ -805,16 +794,7 @@
           <w:sz w:val="24"/>
           <w:szCs w:val="24"/>
         </w:rPr>
-        <w:t xml:space="preserve"> :</w:t>
-      </w:r>
-      <w:proofErr w:type="gramEnd"/>
-      <w:r>
-        <w:rPr>
-          <w:rFonts w:ascii="Times New Roman" w:hAnsi="Times New Roman" w:cs="Times New Roman"/>
-          <w:sz w:val="24"/>
-          <w:szCs w:val="24"/>
-        </w:rPr>
-        <w:t xml:space="preserve"> </w:t>
+        <w:t xml:space="preserve"> : </w:t>
       </w:r>
     </w:p>
     <w:p>
@@ -850,30 +830,8 @@
           <w:sz w:val="24"/>
           <w:szCs w:val="24"/>
         </w:rPr>
-        <w:t xml:space="preserve">Product </w:t>
-      </w:r>
-      <w:proofErr w:type="gramStart"/>
-      <w:r>
-        <w:rPr>
-          <w:rFonts w:ascii="Times New Roman" w:hAnsi="Times New Roman" w:cs="Times New Roman"/>
-          <w:b/>
-          <w:bCs/>
-          <w:sz w:val="24"/>
-          <w:szCs w:val="24"/>
-        </w:rPr>
-        <w:t>Perspective</w:t>
-      </w:r>
-      <w:r>
-        <w:rPr>
-          <w:rFonts w:ascii="Times New Roman" w:hAnsi="Times New Roman" w:cs="Times New Roman"/>
-          <w:b/>
-          <w:bCs/>
-          <w:sz w:val="24"/>
-          <w:szCs w:val="24"/>
-        </w:rPr>
-        <w:t xml:space="preserve"> :</w:t>
-      </w:r>
-      <w:proofErr w:type="gramEnd"/>
+        <w:t>Product Perspective :</w:t>
+      </w:r>
     </w:p>
     <w:p>
       <w:pPr>
@@ -2303,17 +2261,7 @@
           <w:sz w:val="24"/>
           <w:szCs w:val="24"/>
         </w:rPr>
-        <w:t>F</w:t>
-      </w:r>
-      <w:r>
-        <w:rPr>
-          <w:rFonts w:ascii="Times New Roman" w:hAnsi="Times New Roman" w:cs="Times New Roman"/>
-          <w:b/>
-          <w:bCs/>
-          <w:sz w:val="24"/>
-          <w:szCs w:val="24"/>
-        </w:rPr>
-        <w:t>R-6 Order Management</w:t>
+        <w:t>FR-6 Order Management</w:t>
       </w:r>
     </w:p>
     <w:p>
@@ -8973,6 +8921,7 @@
       <w:r>
         <w:rPr>
           <w:rFonts w:ascii="Times New Roman" w:hAnsi="Times New Roman" w:cs="Times New Roman"/>
+          <w:noProof/>
           <w:sz w:val="24"/>
           <w:szCs w:val="24"/>
         </w:rPr>
@@ -9041,38 +8990,21 @@
           <w:szCs w:val="24"/>
         </w:rPr>
         <w:lastRenderedPageBreak/>
-        <w:t xml:space="preserve">Level </w:t>
-      </w:r>
-      <w:proofErr w:type="gramStart"/>
-      <w:r>
-        <w:rPr>
-          <w:rFonts w:ascii="Times New Roman" w:hAnsi="Times New Roman" w:cs="Times New Roman"/>
-          <w:sz w:val="24"/>
-          <w:szCs w:val="24"/>
-        </w:rPr>
-        <w:t>1 :</w:t>
-      </w:r>
-      <w:proofErr w:type="gramEnd"/>
-      <w:r>
-        <w:rPr>
-          <w:rFonts w:ascii="Times New Roman" w:hAnsi="Times New Roman" w:cs="Times New Roman"/>
-          <w:sz w:val="24"/>
-          <w:szCs w:val="24"/>
-        </w:rPr>
-        <w:t xml:space="preserve"> </w:t>
-      </w:r>
-    </w:p>
-    <w:p>
-      <w:pPr>
-        <w:rPr>
-          <w:rFonts w:ascii="Times New Roman" w:hAnsi="Times New Roman" w:cs="Times New Roman"/>
-          <w:sz w:val="24"/>
-          <w:szCs w:val="24"/>
-        </w:rPr>
-      </w:pPr>
-      <w:r>
-        <w:rPr>
-          <w:rFonts w:ascii="Times New Roman" w:hAnsi="Times New Roman" w:cs="Times New Roman"/>
+        <w:t xml:space="preserve">Level 1 : </w:t>
+      </w:r>
+    </w:p>
+    <w:p>
+      <w:pPr>
+        <w:rPr>
+          <w:rFonts w:ascii="Times New Roman" w:hAnsi="Times New Roman" w:cs="Times New Roman"/>
+          <w:sz w:val="24"/>
+          <w:szCs w:val="24"/>
+        </w:rPr>
+      </w:pPr>
+      <w:r>
+        <w:rPr>
+          <w:rFonts w:ascii="Times New Roman" w:hAnsi="Times New Roman" w:cs="Times New Roman"/>
+          <w:noProof/>
           <w:sz w:val="24"/>
           <w:szCs w:val="24"/>
         </w:rPr>
@@ -9154,11 +9086,12 @@
       <w:r>
         <w:rPr>
           <w:rFonts w:ascii="Times New Roman" w:hAnsi="Times New Roman" w:cs="Times New Roman"/>
+          <w:noProof/>
           <w:sz w:val="24"/>
           <w:szCs w:val="24"/>
         </w:rPr>
         <w:drawing>
-          <wp:inline distT="0" distB="0" distL="0" distR="0" wp14:anchorId="72C0A585" wp14:editId="1C950832">
+          <wp:inline distT="0" distB="0" distL="0" distR="0" wp14:anchorId="72C0A585" wp14:editId="1854D623">
             <wp:extent cx="5731510" cy="439420"/>
             <wp:effectExtent l="0" t="0" r="2540" b="0"/>
             <wp:docPr id="1811186313" name="Picture 7"/>
@@ -9377,7 +9310,6 @@
           <w:szCs w:val="24"/>
         </w:rPr>
       </w:pPr>
-      <w:proofErr w:type="gramStart"/>
       <w:r>
         <w:rPr>
           <w:rFonts w:ascii="Times New Roman" w:hAnsi="Times New Roman" w:cs="Times New Roman"/>
@@ -9385,16 +9317,15 @@
           <w:szCs w:val="24"/>
         </w:rPr>
         <w:lastRenderedPageBreak/>
-        <w:t>Workflow :</w:t>
-      </w:r>
-      <w:proofErr w:type="gramEnd"/>
-      <w:r>
-        <w:rPr>
-          <w:rFonts w:ascii="Times New Roman" w:hAnsi="Times New Roman" w:cs="Times New Roman"/>
-          <w:sz w:val="24"/>
-          <w:szCs w:val="24"/>
-        </w:rPr>
-        <w:t xml:space="preserve"> </w:t>
+        <w:t xml:space="preserve">Flowchart </w:t>
+      </w:r>
+      <w:r>
+        <w:rPr>
+          <w:rFonts w:ascii="Times New Roman" w:hAnsi="Times New Roman" w:cs="Times New Roman"/>
+          <w:sz w:val="24"/>
+          <w:szCs w:val="24"/>
+        </w:rPr>
+        <w:t xml:space="preserve">: </w:t>
       </w:r>
     </w:p>
     <w:p>
@@ -9492,6 +9423,7 @@
       <w:r>
         <w:rPr>
           <w:rFonts w:ascii="Times New Roman" w:hAnsi="Times New Roman" w:cs="Times New Roman"/>
+          <w:noProof/>
           <w:sz w:val="24"/>
           <w:szCs w:val="24"/>
         </w:rPr>
@@ -14918,6 +14850,7 @@
   <w:style w:type="character" w:default="1" w:styleId="DefaultParagraphFont">
     <w:name w:val="Default Paragraph Font"/>
     <w:uiPriority w:val="1"/>
+    <w:semiHidden/>
     <w:unhideWhenUsed/>
   </w:style>
   <w:style w:type="table" w:default="1" w:styleId="TableNormal">
